--- a/1부6화_Basta.docx
+++ b/1부6화_Basta.docx
@@ -357,7 +357,7 @@
           <w:color w:val="808080"/>
           <w:sz w:val="36"/>
         </w:rPr>
-        <w:t>오늘이 바로 협상하는 날이에요, 얘들아.</w:t>
+        <w:t>오늘이 바로 협상하는 날이야, 얘들아.</w:t>
       </w:r>
     </w:p>
     <w:p>
@@ -537,7 +537,7 @@
           <w:color w:val="808080"/>
           <w:sz w:val="36"/>
         </w:rPr>
-        <w:t>장군님, 이건 전투가 아니라 협상입니다.</w:t>
+        <w:t>장군, 이건 전투가 아니라 협상이야.</w:t>
       </w:r>
     </w:p>
     <w:p>
@@ -587,7 +587,7 @@
           <w:color w:val="1A1A1A"/>
           <w:sz w:val="44"/>
         </w:rPr>
-        <w:t xml:space="preserve">   Cesare ha vinto molte battaglie con parole, non solo spade.</w:t>
+        <w:t xml:space="preserve">   Cesare ha vinto molte battaglie con le parole, non solo con le spade.</w:t>
       </w:r>
     </w:p>
     <w:p>
@@ -597,7 +597,7 @@
           <w:color w:val="808080"/>
           <w:sz w:val="36"/>
         </w:rPr>
-        <w:t>체사레는 칼이 아닌 말로도 많은 전투에서 이겼지.</w:t>
+        <w:t>체사레는 칼만이 아니라 말로도 많은 전투에서 이겼지.</w:t>
       </w:r>
     </w:p>
     <w:p>
@@ -647,7 +647,7 @@
           <w:color w:val="1A1A1A"/>
           <w:sz w:val="44"/>
         </w:rPr>
-        <w:t xml:space="preserve">   Chiara, ricordati di parlare semplice, oggi.</w:t>
+        <w:t xml:space="preserve">   Chiara, si ricordi di parlare semplice, oggi.</w:t>
       </w:r>
     </w:p>
     <w:p>
@@ -657,7 +657,7 @@
           <w:color w:val="808080"/>
           <w:sz w:val="36"/>
         </w:rPr>
-        <w:t>키아라, 오늘은 쉽게 말하는 거 잊지 마요.</w:t>
+        <w:t>키아라, 오늘은 쉽게 말하는 거 잊지 마세요.</w:t>
       </w:r>
     </w:p>
     <w:p>
@@ -717,7 +717,7 @@
           <w:color w:val="808080"/>
           <w:sz w:val="36"/>
         </w:rPr>
-        <w:t>커피 갖다줄게요, 회의가 길 것 같으니.</w:t>
+        <w:t>커피 갖다줄게, 회의가 길 테니까.</w:t>
       </w:r>
     </w:p>
     <w:p>
@@ -1180,7 +1180,7 @@
           <w:color w:val="808080"/>
           <w:sz w:val="36"/>
         </w:rPr>
-        <w:t>봤죠? 의사들도 당신보다 더 잘 말하네요.</w:t>
+        <w:t>봤지? 의사들도 너보다 말을 더 쉽게 하잖아.</w:t>
       </w:r>
     </w:p>
     <w:p>
@@ -1360,7 +1360,7 @@
           <w:color w:val="808080"/>
           <w:sz w:val="36"/>
         </w:rPr>
-        <w:t>맞아, 미안해. 세 번째로 계속할게요.</w:t>
+        <w:t>맞아, 미안해. 세 번째로 넘어갈게.</w:t>
       </w:r>
     </w:p>
     <w:p>
@@ -1410,7 +1410,7 @@
           <w:color w:val="1A1A1A"/>
           <w:sz w:val="44"/>
         </w:rPr>
-        <w:t xml:space="preserve">   Solo cinque punti, Generale, non preoccuparti.</w:t>
+        <w:t xml:space="preserve">   Solo cinque punti, Generale, non si preoccupi.</w:t>
       </w:r>
     </w:p>
     <w:p>
@@ -1450,7 +1450,7 @@
           <w:color w:val="808080"/>
           <w:sz w:val="36"/>
         </w:rPr>
-        <w:t>다섯 개라... 벌써 이십 분이 지났어요.</w:t>
+        <w:t>다섯 개라... 벌써 이십 분이 지났어.</w:t>
       </w:r>
     </w:p>
     <w:p>
@@ -1480,7 +1480,7 @@
           <w:color w:val="808080"/>
           <w:sz w:val="36"/>
         </w:rPr>
-        <w:t>이십 분인데 이제 겨우 두 번째예요.</w:t>
+        <w:t>이십 분인데 이제 겨우 두 번째야.</w:t>
       </w:r>
     </w:p>
     <w:p>
@@ -1600,7 +1600,7 @@
           <w:color w:val="808080"/>
           <w:sz w:val="36"/>
         </w:rPr>
-        <w:t>맞아요, 잘했어! 봐요, 이해하잖아요?</w:t>
+        <w:t>맞아, 잘했어! 봐, 이해하잖아?</w:t>
       </w:r>
     </w:p>
     <w:p>
@@ -1943,7 +1943,7 @@
           <w:color w:val="808080"/>
           <w:sz w:val="36"/>
         </w:rPr>
-        <w:t>소피아, 괜찮아요? '네'만 하네요.</w:t>
+        <w:t>소피아, 괜찮아? '네'만 하네.</w:t>
       </w:r>
     </w:p>
     <w:p>
@@ -2153,7 +2153,7 @@
           <w:color w:val="808080"/>
           <w:sz w:val="36"/>
         </w:rPr>
-        <w:t>키아라, 한 시간이 지났어요, 어쩌면 더요.</w:t>
+        <w:t>키아라, 한 시간이 지났어, 어쩌면 더.</w:t>
       </w:r>
     </w:p>
     <w:p>
@@ -2183,7 +2183,7 @@
           <w:color w:val="808080"/>
           <w:sz w:val="36"/>
         </w:rPr>
-        <w:t>정확히 한 시간이에요, 시계 봤어요.</w:t>
+        <w:t>딱 한 시간이야, 시계 봤어.</w:t>
       </w:r>
     </w:p>
     <w:p>
@@ -2213,7 +2213,7 @@
           <w:color w:val="808080"/>
           <w:sz w:val="36"/>
         </w:rPr>
-        <w:t>콘술... 아니, 키아라, 저 아가씨가 더는 못 버티고 있어.</w:t>
+        <w:t>집정... 아니, 키아라, 저 아가씨가 더는 못 버팁니다.</w:t>
       </w:r>
     </w:p>
     <w:p>
@@ -2496,7 +2496,7 @@
           <w:color w:val="808080"/>
           <w:sz w:val="36"/>
         </w:rPr>
-        <w:t>아무것도... 다... 괜찮아요.</w:t>
+        <w:t>아무것도 아니에요, 아무것도. 다... 괜찮아요.</w:t>
       </w:r>
     </w:p>
     <w:p>
@@ -2766,7 +2766,7 @@
           <w:color w:val="808080"/>
           <w:sz w:val="36"/>
         </w:rPr>
-        <w:t>얘야, 앉아, 디저트 갖다줄게요.</w:t>
+        <w:t>얘야, 앉아, 디저트 갖다줄게.</w:t>
       </w:r>
     </w:p>
     <w:p>
@@ -2906,7 +2906,7 @@
           <w:color w:val="1A1A1A"/>
           <w:sz w:val="44"/>
         </w:rPr>
-        <w:t xml:space="preserve">   Ha ragione il console. Traduco io, da qui.</w:t>
+        <w:t xml:space="preserve">   Ha ragione il console. D'ora in poi traduco io.</w:t>
       </w:r>
     </w:p>
     <w:p>
@@ -2916,7 +2916,7 @@
           <w:color w:val="808080"/>
           <w:sz w:val="36"/>
         </w:rPr>
-        <w:t>콘술님 말이 맞아요. 여기서부터는 제가 통역할게요.</w:t>
+        <w:t>집정관님 말이 맞아요. 이제부터는 제가 통역할게요.</w:t>
       </w:r>
     </w:p>
     <w:p>
@@ -3066,7 +3066,7 @@
           <w:color w:val="808080"/>
           <w:sz w:val="36"/>
         </w:rPr>
-        <w:t>먹어요, 그다음에 차분히 다시 시작하죠.</w:t>
+        <w:t>먹어, 그다음에 차분히 다시 하자.</w:t>
       </w:r>
     </w:p>
     <w:p>
@@ -3589,7 +3589,7 @@
           <w:color w:val="808080"/>
           <w:sz w:val="36"/>
         </w:rPr>
-        <w:t>장군님, 이건 협상이었지 전투가 아니었어요.</w:t>
+        <w:t>장군, 이건 협상이었지 전투가 아니었어.</w:t>
       </w:r>
     </w:p>
     <w:p>
@@ -3649,7 +3649,7 @@
           <w:color w:val="808080"/>
           <w:sz w:val="36"/>
         </w:rPr>
-        <w:t>전투는 그만, 오늘은 케이크로 축하해요.</w:t>
+        <w:t>전투는 그만, 오늘은 케이크로 축하하자.</w:t>
       </w:r>
     </w:p>
     <w:p>
@@ -3789,7 +3789,7 @@
           <w:color w:val="1A1A1A"/>
           <w:sz w:val="44"/>
         </w:rPr>
-        <w:t xml:space="preserve">   Sofia, la prossima volta ti fermo prima io.</w:t>
+        <w:t xml:space="preserve">   Sofia, la prossima volta mi fermo prima io.</w:t>
       </w:r>
     </w:p>
     <w:p>
@@ -3799,7 +3799,7 @@
           <w:color w:val="808080"/>
           <w:sz w:val="36"/>
         </w:rPr>
-        <w:t>소피아, 다음엔 제가 먼저 멈출게요.</w:t>
+        <w:t>소피아, 다음엔 내가 먼저 멈출게.</w:t>
       </w:r>
     </w:p>
     <w:p>
@@ -3829,7 +3829,7 @@
           <w:color w:val="808080"/>
           <w:sz w:val="36"/>
         </w:rPr>
-        <w:t>고마워요, 키아라. 근데 저도 당신을 먼저 멈추는 법 배울게요.</w:t>
+        <w:t>고마워요, 키아라. 근데 저도 더 일찍 말리는 법을 배울게요.</w:t>
       </w:r>
     </w:p>
     <w:p>
@@ -3919,7 +3919,7 @@
           <w:color w:val="808080"/>
           <w:sz w:val="36"/>
         </w:rPr>
-        <w:t>그리고 늘 그랬듯 계속 나아가요.</w:t>
+        <w:t>그리고 늘 그랬듯 앞으로 나아가는 거야.</w:t>
       </w:r>
     </w:p>
     <w:p>
@@ -3949,7 +3949,7 @@
           <w:color w:val="808080"/>
           <w:sz w:val="36"/>
         </w:rPr>
-        <w:t>소피아, 오늘 당신이 저한테도 뭔가를 가르쳐줬어요.</w:t>
+        <w:t>소피아, 오늘은 네가 나한테도 뭔가 가르쳐 줬어.</w:t>
       </w:r>
     </w:p>
     <w:p>
